--- a/Imagenes/Doc5.docx
+++ b/Imagenes/Doc5.docx
@@ -13,7 +13,7 @@
           <w:noProof/>
         </w:rPr>
         <w:drawing>
-          <wp:inline distT="0" distB="0" distL="0" distR="0" wp14:anchorId="0EB55107" wp14:editId="5CF23B07">
+          <wp:inline distT="0" distB="0" distL="0" distR="0" wp14:anchorId="2A4D5BC8" wp14:editId="74C6DC19">
             <wp:extent cx="4282811" cy="5624047"/>
             <wp:effectExtent l="0" t="0" r="3810" b="0"/>
             <wp:docPr id="1296640389" name="Picture 1"/>
@@ -51,11 +51,6 @@
       <w:r>
         <w:rPr>
           <w:noProof/>
-        </w:rPr>
-        <w:t xml:space="preserve"> </w:t>
-      </w:r>
-      <w:r>
-        <w:rPr>
           <w:lang w:val="es-EC"/>
         </w:rPr>
         <w:drawing>
